--- a/Product Requirements Document.docx
+++ b/Product Requirements Document.docx
@@ -12,6 +12,7 @@
           <w:szCs w:val="28"/>
         </w:rPr>
       </w:pPr>
+      <w:proofErr w:type="spellStart"/>
       <w:r>
         <w:rPr>
           <w:b/>
@@ -19,75 +20,76 @@
           <w:sz w:val="28"/>
           <w:szCs w:val="28"/>
         </w:rPr>
-        <w:t>Pier Pressure</w:t>
-      </w:r>
-    </w:p>
-    <w:p>
-      <w:pPr>
-        <w:jc w:val="center"/>
-        <w:rPr>
-          <w:rFonts w:ascii="Lato" w:eastAsia="Times New Roman" w:hAnsi="Lato" w:cs="Times New Roman"/>
-          <w:color w:val="273540"/>
-          <w:kern w:val="0"/>
-          <w:sz w:val="24"/>
-          <w:szCs w:val="24"/>
-          <w14:ligatures w14:val="none"/>
-        </w:rPr>
-      </w:pPr>
-      <w:r>
-        <w:rPr>
-          <w:rFonts w:ascii="Lato" w:eastAsia="Times New Roman" w:hAnsi="Lato" w:cs="Times New Roman"/>
-          <w:color w:val="273540"/>
-          <w:kern w:val="0"/>
-          <w:sz w:val="24"/>
-          <w:szCs w:val="24"/>
-          <w14:ligatures w14:val="none"/>
-        </w:rPr>
-        <w:t>Karina Castillo</w:t>
-      </w:r>
-    </w:p>
-    <w:p>
-      <w:pPr>
-        <w:jc w:val="center"/>
-        <w:rPr>
-          <w:rFonts w:ascii="Lato" w:eastAsia="Times New Roman" w:hAnsi="Lato" w:cs="Times New Roman"/>
-          <w:color w:val="273540"/>
-          <w:kern w:val="0"/>
-          <w:sz w:val="24"/>
-          <w:szCs w:val="24"/>
-          <w14:ligatures w14:val="none"/>
-        </w:rPr>
-      </w:pPr>
-      <w:r>
-        <w:rPr>
-          <w:rFonts w:ascii="Lato" w:eastAsia="Times New Roman" w:hAnsi="Lato" w:cs="Times New Roman"/>
-          <w:color w:val="273540"/>
-          <w:kern w:val="0"/>
-          <w:sz w:val="24"/>
-          <w:szCs w:val="24"/>
-          <w14:ligatures w14:val="none"/>
-        </w:rPr>
-        <w:t>Multiplayer Battleship-inspired game</w:t>
-      </w:r>
-    </w:p>
-    <w:p>
-      <w:pPr>
+        <w:t>Pier</w:t>
+      </w:r>
+      <w:proofErr w:type="spellEnd"/>
+      <w:r>
         <w:rPr>
           <w:b/>
           <w:bCs/>
           <w:sz w:val="28"/>
           <w:szCs w:val="28"/>
         </w:rPr>
-      </w:pPr>
-      <w:r>
+        <w:t xml:space="preserve"> Pressure</w:t>
+      </w:r>
+    </w:p>
+    <w:p>
+      <w:pPr>
+        <w:jc w:val="center"/>
+        <w:rPr>
+          <w:rFonts w:ascii="Lato" w:eastAsia="Times New Roman" w:hAnsi="Lato" w:cs="Times New Roman"/>
+          <w:color w:val="273540"/>
+          <w:kern w:val="0"/>
+          <w:sz w:val="24"/>
+          <w:szCs w:val="24"/>
+          <w14:ligatures w14:val="none"/>
+        </w:rPr>
+      </w:pPr>
+      <w:r>
+        <w:rPr>
+          <w:rFonts w:ascii="Lato" w:eastAsia="Times New Roman" w:hAnsi="Lato" w:cs="Times New Roman"/>
+          <w:color w:val="273540"/>
+          <w:kern w:val="0"/>
+          <w:sz w:val="24"/>
+          <w:szCs w:val="24"/>
+          <w14:ligatures w14:val="none"/>
+        </w:rPr>
+        <w:t>Karina Castillo</w:t>
+      </w:r>
+    </w:p>
+    <w:p>
+      <w:pPr>
+        <w:jc w:val="center"/>
+        <w:rPr>
+          <w:rFonts w:ascii="Lato" w:eastAsia="Times New Roman" w:hAnsi="Lato" w:cs="Times New Roman"/>
+          <w:color w:val="273540"/>
+          <w:kern w:val="0"/>
+          <w:sz w:val="24"/>
+          <w:szCs w:val="24"/>
+          <w14:ligatures w14:val="none"/>
+        </w:rPr>
+      </w:pPr>
+      <w:r>
+        <w:rPr>
+          <w:rFonts w:ascii="Lato" w:eastAsia="Times New Roman" w:hAnsi="Lato" w:cs="Times New Roman"/>
+          <w:color w:val="273540"/>
+          <w:kern w:val="0"/>
+          <w:sz w:val="24"/>
+          <w:szCs w:val="24"/>
+          <w14:ligatures w14:val="none"/>
+        </w:rPr>
+        <w:t>Multiplayer Battleship-inspired game</w:t>
+      </w:r>
+    </w:p>
+    <w:p>
+      <w:pPr>
         <w:rPr>
           <w:b/>
           <w:bCs/>
           <w:sz w:val="28"/>
           <w:szCs w:val="28"/>
         </w:rPr>
-        <w:t xml:space="preserve">Problem </w:t>
-      </w:r>
+      </w:pPr>
       <w:r>
         <w:rPr>
           <w:b/>
@@ -95,7 +97,7 @@
           <w:sz w:val="28"/>
           <w:szCs w:val="28"/>
         </w:rPr>
-        <w:t>S</w:t>
+        <w:t xml:space="preserve">Problem </w:t>
       </w:r>
       <w:r>
         <w:rPr>
@@ -104,128 +106,82 @@
           <w:sz w:val="28"/>
           <w:szCs w:val="28"/>
         </w:rPr>
-        <w:t>tatement:</w:t>
-      </w:r>
-    </w:p>
-    <w:p>
-      <w:pPr>
-        <w:ind w:firstLine="720"/>
-        <w:rPr>
-          <w:rFonts w:ascii="Lato" w:eastAsia="Times New Roman" w:hAnsi="Lato" w:cs="Times New Roman"/>
-          <w:color w:val="273540"/>
-          <w:kern w:val="0"/>
-          <w:sz w:val="24"/>
-          <w:szCs w:val="24"/>
-          <w14:ligatures w14:val="none"/>
-        </w:rPr>
-      </w:pPr>
-      <w:r>
-        <w:rPr>
-          <w:rFonts w:ascii="Lato" w:eastAsia="Times New Roman" w:hAnsi="Lato" w:cs="Times New Roman"/>
-          <w:color w:val="273540"/>
-          <w:kern w:val="0"/>
-          <w:sz w:val="24"/>
-          <w:szCs w:val="24"/>
-          <w14:ligatures w14:val="none"/>
-        </w:rPr>
-        <w:t xml:space="preserve">A multiplayer, turn-based battleship game meant for friends and family to enjoy and bond over any distance with real time relay. This </w:t>
-      </w:r>
-      <w:r>
-        <w:rPr>
-          <w:rFonts w:ascii="Lato" w:eastAsia="Times New Roman" w:hAnsi="Lato" w:cs="Times New Roman"/>
-          <w:color w:val="273540"/>
-          <w:kern w:val="0"/>
-          <w:sz w:val="24"/>
-          <w:szCs w:val="24"/>
-          <w14:ligatures w14:val="none"/>
-        </w:rPr>
-        <w:t xml:space="preserve">grid game platform that supports 1–N players, configurable board sizes, and persistent state management via a relational database. The system enables structured gameplay sessions </w:t>
-      </w:r>
-      <w:r>
-        <w:rPr>
-          <w:rFonts w:ascii="Lato" w:eastAsia="Times New Roman" w:hAnsi="Lato" w:cs="Times New Roman"/>
-          <w:color w:val="273540"/>
-          <w:kern w:val="0"/>
-          <w:sz w:val="24"/>
-          <w:szCs w:val="24"/>
-          <w14:ligatures w14:val="none"/>
-        </w:rPr>
-        <w:t>that persist.</w:t>
-      </w:r>
-    </w:p>
-    <w:p>
-      <w:pPr>
+        <w:t>S</w:t>
+      </w:r>
+      <w:r>
         <w:rPr>
           <w:b/>
           <w:bCs/>
           <w:sz w:val="28"/>
           <w:szCs w:val="28"/>
         </w:rPr>
-      </w:pPr>
-      <w:r>
+        <w:t>tatement</w:t>
+      </w:r>
+    </w:p>
+    <w:p>
+      <w:pPr>
+        <w:ind w:firstLine="720"/>
+        <w:rPr>
+          <w:rFonts w:ascii="Lato" w:eastAsia="Times New Roman" w:hAnsi="Lato" w:cs="Times New Roman"/>
+          <w:color w:val="273540"/>
+          <w:kern w:val="0"/>
+          <w:sz w:val="24"/>
+          <w:szCs w:val="24"/>
+          <w14:ligatures w14:val="none"/>
+        </w:rPr>
+      </w:pPr>
+      <w:r>
+        <w:rPr>
+          <w:rFonts w:ascii="Lato" w:eastAsia="Times New Roman" w:hAnsi="Lato" w:cs="Times New Roman"/>
+          <w:color w:val="273540"/>
+          <w:kern w:val="0"/>
+          <w:sz w:val="24"/>
+          <w:szCs w:val="24"/>
+          <w14:ligatures w14:val="none"/>
+        </w:rPr>
+        <w:t xml:space="preserve">A multiplayer, turn-based battleship game meant for friends and family to enjoy and bond over any distance with real time relay. This </w:t>
+      </w:r>
+      <w:r>
+        <w:rPr>
+          <w:rFonts w:ascii="Lato" w:eastAsia="Times New Roman" w:hAnsi="Lato" w:cs="Times New Roman"/>
+          <w:color w:val="273540"/>
+          <w:kern w:val="0"/>
+          <w:sz w:val="24"/>
+          <w:szCs w:val="24"/>
+          <w14:ligatures w14:val="none"/>
+        </w:rPr>
+        <w:t xml:space="preserve">grid game platform that supports 1–N players, configurable board sizes, and persistent state management via a relational database. The system enables structured gameplay sessions </w:t>
+      </w:r>
+      <w:r>
+        <w:rPr>
+          <w:rFonts w:ascii="Lato" w:eastAsia="Times New Roman" w:hAnsi="Lato" w:cs="Times New Roman"/>
+          <w:color w:val="273540"/>
+          <w:kern w:val="0"/>
+          <w:sz w:val="24"/>
+          <w:szCs w:val="24"/>
+          <w14:ligatures w14:val="none"/>
+        </w:rPr>
+        <w:t>that persist.</w:t>
+      </w:r>
+    </w:p>
+    <w:p>
+      <w:pPr>
         <w:rPr>
           <w:b/>
           <w:bCs/>
           <w:sz w:val="28"/>
           <w:szCs w:val="28"/>
         </w:rPr>
-        <w:t>Target Users:</w:t>
-      </w:r>
-    </w:p>
-    <w:p>
-      <w:pPr>
-        <w:rPr>
-          <w:rFonts w:ascii="Lato" w:eastAsia="Times New Roman" w:hAnsi="Lato" w:cs="Times New Roman"/>
-          <w:color w:val="273540"/>
-          <w:kern w:val="0"/>
-          <w:sz w:val="24"/>
-          <w:szCs w:val="24"/>
-          <w14:ligatures w14:val="none"/>
-        </w:rPr>
-      </w:pPr>
-      <w:r>
-        <w:rPr>
-          <w:rFonts w:ascii="Lato" w:eastAsia="Times New Roman" w:hAnsi="Lato" w:cs="Times New Roman"/>
-          <w:color w:val="273540"/>
-          <w:kern w:val="0"/>
-          <w:sz w:val="24"/>
-          <w:szCs w:val="24"/>
-          <w14:ligatures w14:val="none"/>
-        </w:rPr>
-        <w:t xml:space="preserve">Non-technical, casual </w:t>
-      </w:r>
-      <w:r>
-        <w:rPr>
-          <w:rFonts w:ascii="Lato" w:eastAsia="Times New Roman" w:hAnsi="Lato" w:cs="Times New Roman"/>
-          <w:color w:val="273540"/>
-          <w:kern w:val="0"/>
-          <w:sz w:val="24"/>
-          <w:szCs w:val="24"/>
-          <w14:ligatures w14:val="none"/>
-        </w:rPr>
-        <w:t>players</w:t>
-      </w:r>
-      <w:r>
-        <w:rPr>
-          <w:rFonts w:ascii="Lato" w:eastAsia="Times New Roman" w:hAnsi="Lato" w:cs="Times New Roman"/>
-          <w:color w:val="273540"/>
-          <w:kern w:val="0"/>
-          <w:sz w:val="24"/>
-          <w:szCs w:val="24"/>
-          <w14:ligatures w14:val="none"/>
-        </w:rPr>
-        <w:t xml:space="preserve"> looking to enjoy a simple, turn-based game using their desktop</w:t>
-      </w:r>
-    </w:p>
-    <w:p>
-      <w:pPr>
+      </w:pPr>
+      <w:r>
         <w:rPr>
           <w:b/>
           <w:bCs/>
           <w:sz w:val="28"/>
           <w:szCs w:val="28"/>
         </w:rPr>
-      </w:pPr>
+        <w:t>Target Users</w:t>
+      </w:r>
       <w:r>
         <w:rPr>
           <w:b/>
@@ -233,309 +189,242 @@
           <w:sz w:val="28"/>
           <w:szCs w:val="28"/>
         </w:rPr>
-        <w:t>User Stories:</w:t>
-      </w:r>
-    </w:p>
-    <w:p>
-      <w:pPr>
-        <w:rPr>
-          <w:rFonts w:ascii="Lato" w:eastAsia="Times New Roman" w:hAnsi="Lato" w:cs="Times New Roman"/>
-          <w:color w:val="273540"/>
-          <w:kern w:val="0"/>
-          <w:sz w:val="24"/>
-          <w:szCs w:val="24"/>
-          <w14:ligatures w14:val="none"/>
-        </w:rPr>
-      </w:pPr>
-      <w:r>
-        <w:rPr>
-          <w:rFonts w:ascii="Lato" w:eastAsia="Times New Roman" w:hAnsi="Lato" w:cs="Times New Roman"/>
-          <w:color w:val="273540"/>
-          <w:kern w:val="0"/>
-          <w:sz w:val="24"/>
-          <w:szCs w:val="24"/>
-          <w14:ligatures w14:val="none"/>
-        </w:rPr>
-        <w:t>As a visually impaired player, I want the UI to be friendly and meet standards, so I can play without stress</w:t>
-      </w:r>
-      <w:r>
-        <w:rPr>
-          <w:rFonts w:ascii="Lato" w:eastAsia="Times New Roman" w:hAnsi="Lato" w:cs="Times New Roman"/>
-          <w:color w:val="273540"/>
-          <w:kern w:val="0"/>
-          <w:sz w:val="24"/>
-          <w:szCs w:val="24"/>
-          <w14:ligatures w14:val="none"/>
-        </w:rPr>
-        <w:t xml:space="preserve"> and independently</w:t>
-      </w:r>
-      <w:r>
-        <w:rPr>
-          <w:rFonts w:ascii="Lato" w:eastAsia="Times New Roman" w:hAnsi="Lato" w:cs="Times New Roman"/>
-          <w:color w:val="273540"/>
-          <w:kern w:val="0"/>
-          <w:sz w:val="24"/>
-          <w:szCs w:val="24"/>
-          <w14:ligatures w14:val="none"/>
-        </w:rPr>
-        <w:t>.</w:t>
-      </w:r>
-    </w:p>
-    <w:p>
-      <w:pPr>
-        <w:rPr>
-          <w:rFonts w:ascii="Lato" w:eastAsia="Times New Roman" w:hAnsi="Lato" w:cs="Times New Roman"/>
-          <w:color w:val="273540"/>
-          <w:kern w:val="0"/>
-          <w:sz w:val="24"/>
-          <w:szCs w:val="24"/>
-          <w14:ligatures w14:val="none"/>
-        </w:rPr>
-      </w:pPr>
-      <w:r>
-        <w:rPr>
-          <w:rFonts w:ascii="Lato" w:eastAsia="Times New Roman" w:hAnsi="Lato" w:cs="Times New Roman"/>
-          <w:color w:val="273540"/>
-          <w:kern w:val="0"/>
-          <w:sz w:val="24"/>
-          <w:szCs w:val="24"/>
-          <w14:ligatures w14:val="none"/>
-        </w:rPr>
-        <w:t>As a rule-following player, I want the system to clearly state whose turn it is, so I can know when I am allowed to play</w:t>
-      </w:r>
-      <w:r>
-        <w:rPr>
-          <w:rFonts w:ascii="Lato" w:eastAsia="Times New Roman" w:hAnsi="Lato" w:cs="Times New Roman"/>
-          <w:color w:val="273540"/>
-          <w:kern w:val="0"/>
-          <w:sz w:val="24"/>
-          <w:szCs w:val="24"/>
-          <w14:ligatures w14:val="none"/>
-        </w:rPr>
-        <w:t xml:space="preserve"> and when I cannot</w:t>
-      </w:r>
-      <w:r>
-        <w:rPr>
-          <w:rFonts w:ascii="Lato" w:eastAsia="Times New Roman" w:hAnsi="Lato" w:cs="Times New Roman"/>
-          <w:color w:val="273540"/>
-          <w:kern w:val="0"/>
-          <w:sz w:val="24"/>
-          <w:szCs w:val="24"/>
-          <w14:ligatures w14:val="none"/>
-        </w:rPr>
-        <w:t>.</w:t>
-      </w:r>
-    </w:p>
-    <w:p>
-      <w:pPr>
-        <w:rPr>
-          <w:rFonts w:ascii="Lato" w:eastAsia="Times New Roman" w:hAnsi="Lato" w:cs="Times New Roman"/>
-          <w:color w:val="273540"/>
-          <w:kern w:val="0"/>
-          <w:sz w:val="24"/>
-          <w:szCs w:val="24"/>
-          <w14:ligatures w14:val="none"/>
-        </w:rPr>
-      </w:pPr>
-      <w:r>
-        <w:rPr>
-          <w:rFonts w:ascii="Lato" w:eastAsia="Times New Roman" w:hAnsi="Lato" w:cs="Times New Roman"/>
-          <w:color w:val="273540"/>
-          <w:kern w:val="0"/>
-          <w:sz w:val="24"/>
-          <w:szCs w:val="24"/>
-          <w14:ligatures w14:val="none"/>
-        </w:rPr>
-        <w:t>As a member of a large friend group, I want to be able to scale the player count, so we can all play together</w:t>
-      </w:r>
-      <w:r>
-        <w:rPr>
-          <w:rFonts w:ascii="Lato" w:eastAsia="Times New Roman" w:hAnsi="Lato" w:cs="Times New Roman"/>
-          <w:color w:val="273540"/>
-          <w:kern w:val="0"/>
-          <w:sz w:val="24"/>
-          <w:szCs w:val="24"/>
-          <w14:ligatures w14:val="none"/>
-        </w:rPr>
-        <w:t xml:space="preserve"> at the same time in the same game</w:t>
-      </w:r>
-      <w:r>
-        <w:rPr>
-          <w:rFonts w:ascii="Lato" w:eastAsia="Times New Roman" w:hAnsi="Lato" w:cs="Times New Roman"/>
-          <w:color w:val="273540"/>
-          <w:kern w:val="0"/>
-          <w:sz w:val="24"/>
-          <w:szCs w:val="24"/>
-          <w14:ligatures w14:val="none"/>
-        </w:rPr>
-        <w:t>.</w:t>
-      </w:r>
-    </w:p>
-    <w:p>
-      <w:pPr>
-        <w:rPr>
-          <w:rFonts w:ascii="Lato" w:eastAsia="Times New Roman" w:hAnsi="Lato" w:cs="Times New Roman"/>
-          <w:color w:val="273540"/>
-          <w:kern w:val="0"/>
-          <w:sz w:val="24"/>
-          <w:szCs w:val="24"/>
-          <w14:ligatures w14:val="none"/>
-        </w:rPr>
-      </w:pPr>
-      <w:r>
+        <w:t>:</w:t>
+      </w:r>
+    </w:p>
+    <w:p>
+      <w:pPr>
+        <w:rPr>
+          <w:rFonts w:ascii="Lato" w:eastAsia="Times New Roman" w:hAnsi="Lato" w:cs="Times New Roman"/>
+          <w:color w:val="273540"/>
+          <w:kern w:val="0"/>
+          <w:sz w:val="24"/>
+          <w:szCs w:val="24"/>
+          <w14:ligatures w14:val="none"/>
+        </w:rPr>
+      </w:pPr>
+      <w:r>
+        <w:rPr>
+          <w:rFonts w:ascii="Lato" w:eastAsia="Times New Roman" w:hAnsi="Lato" w:cs="Times New Roman"/>
+          <w:color w:val="273540"/>
+          <w:kern w:val="0"/>
+          <w:sz w:val="24"/>
+          <w:szCs w:val="24"/>
+          <w14:ligatures w14:val="none"/>
+        </w:rPr>
+        <w:t>Non-</w:t>
+      </w:r>
+      <w:proofErr w:type="gramStart"/>
+      <w:r>
+        <w:rPr>
+          <w:rFonts w:ascii="Lato" w:eastAsia="Times New Roman" w:hAnsi="Lato" w:cs="Times New Roman"/>
+          <w:color w:val="273540"/>
+          <w:kern w:val="0"/>
+          <w:sz w:val="24"/>
+          <w:szCs w:val="24"/>
+          <w14:ligatures w14:val="none"/>
+        </w:rPr>
+        <w:t>technical</w:t>
+      </w:r>
+      <w:proofErr w:type="gramEnd"/>
+      <w:r>
+        <w:rPr>
+          <w:rFonts w:ascii="Lato" w:eastAsia="Times New Roman" w:hAnsi="Lato" w:cs="Times New Roman"/>
+          <w:color w:val="273540"/>
+          <w:kern w:val="0"/>
+          <w:sz w:val="24"/>
+          <w:szCs w:val="24"/>
+          <w14:ligatures w14:val="none"/>
+        </w:rPr>
+        <w:t xml:space="preserve">, casual </w:t>
+      </w:r>
+      <w:r>
+        <w:rPr>
+          <w:rFonts w:ascii="Lato" w:eastAsia="Times New Roman" w:hAnsi="Lato" w:cs="Times New Roman"/>
+          <w:color w:val="273540"/>
+          <w:kern w:val="0"/>
+          <w:sz w:val="24"/>
+          <w:szCs w:val="24"/>
+          <w14:ligatures w14:val="none"/>
+        </w:rPr>
+        <w:t>players</w:t>
+      </w:r>
+      <w:r>
+        <w:rPr>
+          <w:rFonts w:ascii="Lato" w:eastAsia="Times New Roman" w:hAnsi="Lato" w:cs="Times New Roman"/>
+          <w:color w:val="273540"/>
+          <w:kern w:val="0"/>
+          <w:sz w:val="24"/>
+          <w:szCs w:val="24"/>
+          <w14:ligatures w14:val="none"/>
+        </w:rPr>
+        <w:t xml:space="preserve"> looking to enjoy a simple, turn-based game using their desktop</w:t>
+      </w:r>
+    </w:p>
+    <w:p>
+      <w:pPr>
         <w:rPr>
           <w:b/>
           <w:bCs/>
           <w:sz w:val="28"/>
           <w:szCs w:val="28"/>
         </w:rPr>
-        <w:t>Goals &amp; Success Criteria:</w:t>
-      </w:r>
-      <w:r>
-        <w:rPr>
-          <w:rFonts w:ascii="Lato" w:eastAsia="Times New Roman" w:hAnsi="Lato" w:cs="Times New Roman"/>
-          <w:color w:val="273540"/>
-          <w:kern w:val="0"/>
-          <w:sz w:val="24"/>
-          <w:szCs w:val="24"/>
-          <w14:ligatures w14:val="none"/>
-        </w:rPr>
-        <w:t xml:space="preserve"> </w:t>
-      </w:r>
-    </w:p>
-    <w:p>
-      <w:pPr>
-        <w:rPr>
-          <w:rFonts w:ascii="Lato" w:eastAsia="Times New Roman" w:hAnsi="Lato" w:cs="Times New Roman"/>
-          <w:color w:val="273540"/>
-          <w:kern w:val="0"/>
-          <w:sz w:val="24"/>
-          <w:szCs w:val="24"/>
-          <w14:ligatures w14:val="none"/>
-        </w:rPr>
-      </w:pPr>
-      <w:r>
-        <w:rPr>
-          <w:rFonts w:ascii="Lato" w:eastAsia="Times New Roman" w:hAnsi="Lato" w:cs="Times New Roman"/>
-          <w:color w:val="273540"/>
-          <w:kern w:val="0"/>
-          <w:sz w:val="24"/>
-          <w:szCs w:val="24"/>
-          <w14:ligatures w14:val="none"/>
-        </w:rPr>
-        <w:t>A player is considered out of the game when all their ships have been hit by another player. The last player standing out of X number of players is declared the winner</w:t>
-      </w:r>
-      <w:r>
-        <w:rPr>
-          <w:rFonts w:ascii="Lato" w:eastAsia="Times New Roman" w:hAnsi="Lato" w:cs="Times New Roman"/>
-          <w:color w:val="273540"/>
-          <w:kern w:val="0"/>
-          <w:sz w:val="24"/>
-          <w:szCs w:val="24"/>
-          <w14:ligatures w14:val="none"/>
-        </w:rPr>
-        <w:t xml:space="preserve"> of that game.</w:t>
-      </w:r>
-    </w:p>
-    <w:p>
-      <w:pPr>
-        <w:rPr>
-          <w:rFonts w:ascii="Lato" w:eastAsia="Times New Roman" w:hAnsi="Lato" w:cs="Times New Roman"/>
-          <w:color w:val="273540"/>
-          <w:kern w:val="0"/>
-          <w:sz w:val="24"/>
-          <w:szCs w:val="24"/>
-          <w14:ligatures w14:val="none"/>
-        </w:rPr>
-      </w:pPr>
-      <w:r>
-        <w:rPr>
-          <w:rFonts w:ascii="Lato" w:eastAsia="Times New Roman" w:hAnsi="Lato" w:cs="Times New Roman"/>
-          <w:color w:val="273540"/>
-          <w:kern w:val="0"/>
-          <w:sz w:val="24"/>
-          <w:szCs w:val="24"/>
-          <w14:ligatures w14:val="none"/>
-        </w:rPr>
-        <w:t>Players should be able to log into their account and check their stats.</w:t>
-      </w:r>
-    </w:p>
-    <w:p>
-      <w:pPr>
-        <w:rPr>
-          <w:rFonts w:ascii="Lato" w:eastAsia="Times New Roman" w:hAnsi="Lato" w:cs="Times New Roman"/>
-          <w:color w:val="273540"/>
-          <w:kern w:val="0"/>
-          <w:sz w:val="24"/>
-          <w:szCs w:val="24"/>
-          <w14:ligatures w14:val="none"/>
-        </w:rPr>
-      </w:pPr>
-      <w:r>
-        <w:rPr>
-          <w:rFonts w:ascii="Lato" w:eastAsia="Times New Roman" w:hAnsi="Lato" w:cs="Times New Roman"/>
-          <w:color w:val="273540"/>
-          <w:kern w:val="0"/>
-          <w:sz w:val="24"/>
-          <w:szCs w:val="24"/>
-          <w14:ligatures w14:val="none"/>
-        </w:rPr>
-        <w:t>Players should be able to host or join a game, with a set capacity of 1-N.</w:t>
-      </w:r>
-    </w:p>
-    <w:p>
-      <w:pPr>
-        <w:rPr>
-          <w:rFonts w:ascii="Lato" w:eastAsia="Times New Roman" w:hAnsi="Lato" w:cs="Times New Roman"/>
-          <w:color w:val="273540"/>
-          <w:kern w:val="0"/>
-          <w:sz w:val="24"/>
-          <w:szCs w:val="24"/>
-          <w14:ligatures w14:val="none"/>
-        </w:rPr>
-      </w:pPr>
-      <w:r>
-        <w:rPr>
-          <w:rFonts w:ascii="Lato" w:eastAsia="Times New Roman" w:hAnsi="Lato" w:cs="Times New Roman"/>
-          <w:color w:val="273540"/>
-          <w:kern w:val="0"/>
-          <w:sz w:val="24"/>
-          <w:szCs w:val="24"/>
-          <w14:ligatures w14:val="none"/>
-        </w:rPr>
-        <w:t xml:space="preserve">Game state and player records should persist through browser </w:t>
-      </w:r>
-      <w:r>
-        <w:rPr>
-          <w:rFonts w:ascii="Lato" w:eastAsia="Times New Roman" w:hAnsi="Lato" w:cs="Times New Roman"/>
-          <w:color w:val="273540"/>
-          <w:kern w:val="0"/>
-          <w:sz w:val="24"/>
-          <w:szCs w:val="24"/>
-          <w14:ligatures w14:val="none"/>
-        </w:rPr>
-        <w:t>refreshes</w:t>
-      </w:r>
-      <w:r>
-        <w:rPr>
-          <w:rFonts w:ascii="Lato" w:eastAsia="Times New Roman" w:hAnsi="Lato" w:cs="Times New Roman"/>
-          <w:color w:val="273540"/>
-          <w:kern w:val="0"/>
-          <w:sz w:val="24"/>
-          <w:szCs w:val="24"/>
-          <w14:ligatures w14:val="none"/>
-        </w:rPr>
-        <w:t>.</w:t>
-      </w:r>
-    </w:p>
-    <w:p>
-      <w:pPr>
+      </w:pPr>
+      <w:r>
         <w:rPr>
           <w:b/>
           <w:bCs/>
           <w:sz w:val="28"/>
           <w:szCs w:val="28"/>
         </w:rPr>
+        <w:t>User Stories:</w:t>
+      </w:r>
+    </w:p>
+    <w:p>
+      <w:pPr>
+        <w:rPr>
+          <w:rFonts w:ascii="Lato" w:eastAsia="Times New Roman" w:hAnsi="Lato" w:cs="Times New Roman"/>
+          <w:color w:val="273540"/>
+          <w:kern w:val="0"/>
+          <w:sz w:val="24"/>
+          <w:szCs w:val="24"/>
+          <w14:ligatures w14:val="none"/>
+        </w:rPr>
+      </w:pPr>
+      <w:r>
+        <w:rPr>
+          <w:rFonts w:ascii="Lato" w:eastAsia="Times New Roman" w:hAnsi="Lato" w:cs="Times New Roman"/>
+          <w:color w:val="273540"/>
+          <w:kern w:val="0"/>
+          <w:sz w:val="24"/>
+          <w:szCs w:val="24"/>
+          <w14:ligatures w14:val="none"/>
+        </w:rPr>
+        <w:t>As a visually impaired player, I want the UI to be friendly and meet standards, so I can play without stress</w:t>
+      </w:r>
+      <w:r>
+        <w:rPr>
+          <w:rFonts w:ascii="Lato" w:eastAsia="Times New Roman" w:hAnsi="Lato" w:cs="Times New Roman"/>
+          <w:color w:val="273540"/>
+          <w:kern w:val="0"/>
+          <w:sz w:val="24"/>
+          <w:szCs w:val="24"/>
+          <w14:ligatures w14:val="none"/>
+        </w:rPr>
+        <w:t xml:space="preserve"> and independently</w:t>
+      </w:r>
+      <w:r>
+        <w:rPr>
+          <w:rFonts w:ascii="Lato" w:eastAsia="Times New Roman" w:hAnsi="Lato" w:cs="Times New Roman"/>
+          <w:color w:val="273540"/>
+          <w:kern w:val="0"/>
+          <w:sz w:val="24"/>
+          <w:szCs w:val="24"/>
+          <w14:ligatures w14:val="none"/>
+        </w:rPr>
+        <w:t>.</w:t>
+      </w:r>
+    </w:p>
+    <w:p>
+      <w:pPr>
+        <w:rPr>
+          <w:rFonts w:ascii="Lato" w:eastAsia="Times New Roman" w:hAnsi="Lato" w:cs="Times New Roman"/>
+          <w:color w:val="273540"/>
+          <w:kern w:val="0"/>
+          <w:sz w:val="24"/>
+          <w:szCs w:val="24"/>
+          <w14:ligatures w14:val="none"/>
+        </w:rPr>
+      </w:pPr>
+      <w:r>
+        <w:rPr>
+          <w:rFonts w:ascii="Lato" w:eastAsia="Times New Roman" w:hAnsi="Lato" w:cs="Times New Roman"/>
+          <w:color w:val="273540"/>
+          <w:kern w:val="0"/>
+          <w:sz w:val="24"/>
+          <w:szCs w:val="24"/>
+          <w14:ligatures w14:val="none"/>
+        </w:rPr>
+        <w:t>As a rule-following player, I want the system to clearly state whose turn it is, so I can know when I am allowed to play</w:t>
+      </w:r>
+      <w:r>
+        <w:rPr>
+          <w:rFonts w:ascii="Lato" w:eastAsia="Times New Roman" w:hAnsi="Lato" w:cs="Times New Roman"/>
+          <w:color w:val="273540"/>
+          <w:kern w:val="0"/>
+          <w:sz w:val="24"/>
+          <w:szCs w:val="24"/>
+          <w14:ligatures w14:val="none"/>
+        </w:rPr>
+        <w:t xml:space="preserve"> and when I cannot</w:t>
+      </w:r>
+      <w:r>
+        <w:rPr>
+          <w:rFonts w:ascii="Lato" w:eastAsia="Times New Roman" w:hAnsi="Lato" w:cs="Times New Roman"/>
+          <w:color w:val="273540"/>
+          <w:kern w:val="0"/>
+          <w:sz w:val="24"/>
+          <w:szCs w:val="24"/>
+          <w14:ligatures w14:val="none"/>
+        </w:rPr>
+        <w:t>.</w:t>
+      </w:r>
+    </w:p>
+    <w:p>
+      <w:pPr>
+        <w:rPr>
+          <w:rFonts w:ascii="Lato" w:eastAsia="Times New Roman" w:hAnsi="Lato" w:cs="Times New Roman"/>
+          <w:color w:val="273540"/>
+          <w:kern w:val="0"/>
+          <w:sz w:val="24"/>
+          <w:szCs w:val="24"/>
+          <w14:ligatures w14:val="none"/>
+        </w:rPr>
+      </w:pPr>
+      <w:r>
+        <w:rPr>
+          <w:rFonts w:ascii="Lato" w:eastAsia="Times New Roman" w:hAnsi="Lato" w:cs="Times New Roman"/>
+          <w:color w:val="273540"/>
+          <w:kern w:val="0"/>
+          <w:sz w:val="24"/>
+          <w:szCs w:val="24"/>
+          <w14:ligatures w14:val="none"/>
+        </w:rPr>
+        <w:t>As a member of a large friend group, I want to be able to scale the player count, so we can all play together</w:t>
+      </w:r>
+      <w:r>
+        <w:rPr>
+          <w:rFonts w:ascii="Lato" w:eastAsia="Times New Roman" w:hAnsi="Lato" w:cs="Times New Roman"/>
+          <w:color w:val="273540"/>
+          <w:kern w:val="0"/>
+          <w:sz w:val="24"/>
+          <w:szCs w:val="24"/>
+          <w14:ligatures w14:val="none"/>
+        </w:rPr>
+        <w:t xml:space="preserve"> at the same time in the same game</w:t>
+      </w:r>
+      <w:r>
+        <w:rPr>
+          <w:rFonts w:ascii="Lato" w:eastAsia="Times New Roman" w:hAnsi="Lato" w:cs="Times New Roman"/>
+          <w:color w:val="273540"/>
+          <w:kern w:val="0"/>
+          <w:sz w:val="24"/>
+          <w:szCs w:val="24"/>
+          <w14:ligatures w14:val="none"/>
+        </w:rPr>
+        <w:t>.</w:t>
+      </w:r>
+    </w:p>
+    <w:p>
+      <w:pPr>
+        <w:rPr>
+          <w:rFonts w:ascii="Lato" w:eastAsia="Times New Roman" w:hAnsi="Lato" w:cs="Times New Roman"/>
+          <w:color w:val="273540"/>
+          <w:kern w:val="0"/>
+          <w:sz w:val="24"/>
+          <w:szCs w:val="24"/>
+          <w14:ligatures w14:val="none"/>
+        </w:rPr>
       </w:pPr>
       <w:r>
         <w:rPr>
@@ -544,130 +433,143 @@
           <w:sz w:val="28"/>
           <w:szCs w:val="28"/>
         </w:rPr>
-        <w:t>Core Features:</w:t>
-      </w:r>
-    </w:p>
-    <w:p>
-      <w:pPr>
-        <w:rPr>
-          <w:rFonts w:ascii="Lato" w:eastAsia="Times New Roman" w:hAnsi="Lato" w:cs="Times New Roman"/>
-          <w:color w:val="273540"/>
-          <w:kern w:val="0"/>
-          <w:sz w:val="24"/>
-          <w:szCs w:val="24"/>
-          <w14:ligatures w14:val="none"/>
-        </w:rPr>
-      </w:pPr>
-      <w:r>
-        <w:rPr>
-          <w:b/>
-          <w:bCs/>
-        </w:rPr>
-        <w:tab/>
-      </w:r>
-      <w:r>
-        <w:rPr>
-          <w:rFonts w:ascii="Lato" w:eastAsia="Times New Roman" w:hAnsi="Lato" w:cs="Times New Roman"/>
-          <w:color w:val="273540"/>
-          <w:kern w:val="0"/>
-          <w:sz w:val="24"/>
-          <w:szCs w:val="24"/>
-          <w14:ligatures w14:val="none"/>
-        </w:rPr>
-        <w:t>Feature 1:</w:t>
-      </w:r>
-      <w:r>
-        <w:rPr>
-          <w:rFonts w:ascii="Lato" w:eastAsia="Times New Roman" w:hAnsi="Lato" w:cs="Times New Roman"/>
-          <w:color w:val="273540"/>
-          <w:kern w:val="0"/>
-          <w:sz w:val="24"/>
-          <w:szCs w:val="24"/>
-          <w14:ligatures w14:val="none"/>
-        </w:rPr>
-        <w:t xml:space="preserve"> Players will be able to create an account, login into their account, and see states.</w:t>
-      </w:r>
-    </w:p>
-    <w:p>
-      <w:pPr>
-        <w:rPr>
-          <w:rFonts w:ascii="Lato" w:eastAsia="Times New Roman" w:hAnsi="Lato" w:cs="Times New Roman"/>
-          <w:color w:val="273540"/>
-          <w:kern w:val="0"/>
-          <w:sz w:val="24"/>
-          <w:szCs w:val="24"/>
-          <w14:ligatures w14:val="none"/>
-        </w:rPr>
-      </w:pPr>
-      <w:r>
-        <w:rPr>
-          <w:rFonts w:ascii="Lato" w:eastAsia="Times New Roman" w:hAnsi="Lato" w:cs="Times New Roman"/>
-          <w:color w:val="273540"/>
-          <w:kern w:val="0"/>
-          <w:sz w:val="24"/>
-          <w:szCs w:val="24"/>
-          <w14:ligatures w14:val="none"/>
-        </w:rPr>
-        <w:tab/>
-        <w:t>Feature 2:</w:t>
-      </w:r>
-      <w:r>
-        <w:rPr>
-          <w:rFonts w:ascii="Lato" w:eastAsia="Times New Roman" w:hAnsi="Lato" w:cs="Times New Roman"/>
-          <w:color w:val="273540"/>
-          <w:kern w:val="0"/>
-          <w:sz w:val="24"/>
-          <w:szCs w:val="24"/>
-          <w14:ligatures w14:val="none"/>
-        </w:rPr>
-        <w:t xml:space="preserve"> Players will be able to host a game of battleship of player size 1-N with a custom board size. </w:t>
-      </w:r>
-    </w:p>
-    <w:p>
-      <w:pPr>
-        <w:rPr>
-          <w:rFonts w:ascii="Lato" w:eastAsia="Times New Roman" w:hAnsi="Lato" w:cs="Times New Roman"/>
-          <w:color w:val="273540"/>
-          <w:kern w:val="0"/>
-          <w:sz w:val="24"/>
-          <w:szCs w:val="24"/>
-          <w14:ligatures w14:val="none"/>
-        </w:rPr>
-      </w:pPr>
-      <w:r>
-        <w:rPr>
-          <w:rFonts w:ascii="Lato" w:eastAsia="Times New Roman" w:hAnsi="Lato" w:cs="Times New Roman"/>
-          <w:color w:val="273540"/>
-          <w:kern w:val="0"/>
-          <w:sz w:val="24"/>
-          <w:szCs w:val="24"/>
-          <w14:ligatures w14:val="none"/>
-        </w:rPr>
-        <w:lastRenderedPageBreak/>
-        <w:tab/>
-        <w:t>Feature 3:</w:t>
-      </w:r>
-      <w:r>
-        <w:rPr>
-          <w:rFonts w:ascii="Lato" w:eastAsia="Times New Roman" w:hAnsi="Lato" w:cs="Times New Roman"/>
-          <w:color w:val="273540"/>
-          <w:kern w:val="0"/>
-          <w:sz w:val="24"/>
-          <w:szCs w:val="24"/>
-          <w14:ligatures w14:val="none"/>
-        </w:rPr>
-        <w:t xml:space="preserve"> Players will be able to join hosted games and play a game of battleship</w:t>
-      </w:r>
-      <w:r>
-        <w:rPr>
-          <w:rFonts w:ascii="Lato" w:eastAsia="Times New Roman" w:hAnsi="Lato" w:cs="Times New Roman"/>
-          <w:color w:val="273540"/>
-          <w:kern w:val="0"/>
-          <w:sz w:val="24"/>
-          <w:szCs w:val="24"/>
-          <w14:ligatures w14:val="none"/>
-        </w:rPr>
-        <w:t xml:space="preserve"> with a clear winner.</w:t>
+        <w:t>Goals &amp; Success Criteria:</w:t>
+      </w:r>
+      <w:r>
+        <w:rPr>
+          <w:rFonts w:ascii="Lato" w:eastAsia="Times New Roman" w:hAnsi="Lato" w:cs="Times New Roman"/>
+          <w:color w:val="273540"/>
+          <w:kern w:val="0"/>
+          <w:sz w:val="24"/>
+          <w:szCs w:val="24"/>
+          <w14:ligatures w14:val="none"/>
+        </w:rPr>
+        <w:t xml:space="preserve"> </w:t>
+      </w:r>
+    </w:p>
+    <w:p>
+      <w:pPr>
+        <w:rPr>
+          <w:rFonts w:ascii="Lato" w:eastAsia="Times New Roman" w:hAnsi="Lato" w:cs="Times New Roman"/>
+          <w:color w:val="273540"/>
+          <w:kern w:val="0"/>
+          <w:sz w:val="24"/>
+          <w:szCs w:val="24"/>
+          <w14:ligatures w14:val="none"/>
+        </w:rPr>
+      </w:pPr>
+      <w:r>
+        <w:rPr>
+          <w:rFonts w:ascii="Lato" w:eastAsia="Times New Roman" w:hAnsi="Lato" w:cs="Times New Roman"/>
+          <w:color w:val="273540"/>
+          <w:kern w:val="0"/>
+          <w:sz w:val="24"/>
+          <w:szCs w:val="24"/>
+          <w14:ligatures w14:val="none"/>
+        </w:rPr>
+        <w:t>A player is considered out of the game when all their ships have been hit by another player. The last player standing out of X number of players is declared the winner</w:t>
+      </w:r>
+      <w:r>
+        <w:rPr>
+          <w:rFonts w:ascii="Lato" w:eastAsia="Times New Roman" w:hAnsi="Lato" w:cs="Times New Roman"/>
+          <w:color w:val="273540"/>
+          <w:kern w:val="0"/>
+          <w:sz w:val="24"/>
+          <w:szCs w:val="24"/>
+          <w14:ligatures w14:val="none"/>
+        </w:rPr>
+        <w:t xml:space="preserve"> of that game.</w:t>
+      </w:r>
+    </w:p>
+    <w:p>
+      <w:pPr>
+        <w:rPr>
+          <w:rFonts w:ascii="Lato" w:eastAsia="Times New Roman" w:hAnsi="Lato" w:cs="Times New Roman"/>
+          <w:color w:val="273540"/>
+          <w:kern w:val="0"/>
+          <w:sz w:val="24"/>
+          <w:szCs w:val="24"/>
+          <w14:ligatures w14:val="none"/>
+        </w:rPr>
+      </w:pPr>
+      <w:r>
+        <w:rPr>
+          <w:rFonts w:ascii="Lato" w:eastAsia="Times New Roman" w:hAnsi="Lato" w:cs="Times New Roman"/>
+          <w:color w:val="273540"/>
+          <w:kern w:val="0"/>
+          <w:sz w:val="24"/>
+          <w:szCs w:val="24"/>
+          <w14:ligatures w14:val="none"/>
+        </w:rPr>
+        <w:t>Players should be able to log into their account and check their stats.</w:t>
+      </w:r>
+    </w:p>
+    <w:p>
+      <w:pPr>
+        <w:rPr>
+          <w:rFonts w:ascii="Lato" w:eastAsia="Times New Roman" w:hAnsi="Lato" w:cs="Times New Roman"/>
+          <w:color w:val="273540"/>
+          <w:kern w:val="0"/>
+          <w:sz w:val="24"/>
+          <w:szCs w:val="24"/>
+          <w14:ligatures w14:val="none"/>
+        </w:rPr>
+      </w:pPr>
+      <w:r>
+        <w:rPr>
+          <w:rFonts w:ascii="Lato" w:eastAsia="Times New Roman" w:hAnsi="Lato" w:cs="Times New Roman"/>
+          <w:color w:val="273540"/>
+          <w:kern w:val="0"/>
+          <w:sz w:val="24"/>
+          <w:szCs w:val="24"/>
+          <w14:ligatures w14:val="none"/>
+        </w:rPr>
+        <w:t>Players should be able to host or join a game, with a set capacity of 1-N.</w:t>
+      </w:r>
+    </w:p>
+    <w:p>
+      <w:pPr>
+        <w:rPr>
+          <w:rFonts w:ascii="Lato" w:eastAsia="Times New Roman" w:hAnsi="Lato" w:cs="Times New Roman"/>
+          <w:color w:val="273540"/>
+          <w:kern w:val="0"/>
+          <w:sz w:val="24"/>
+          <w:szCs w:val="24"/>
+          <w14:ligatures w14:val="none"/>
+        </w:rPr>
+      </w:pPr>
+      <w:r>
+        <w:rPr>
+          <w:rFonts w:ascii="Lato" w:eastAsia="Times New Roman" w:hAnsi="Lato" w:cs="Times New Roman"/>
+          <w:color w:val="273540"/>
+          <w:kern w:val="0"/>
+          <w:sz w:val="24"/>
+          <w:szCs w:val="24"/>
+          <w14:ligatures w14:val="none"/>
+        </w:rPr>
+        <w:t xml:space="preserve">Game state and player records should persist through browser </w:t>
+      </w:r>
+      <w:r>
+        <w:rPr>
+          <w:rFonts w:ascii="Lato" w:eastAsia="Times New Roman" w:hAnsi="Lato" w:cs="Times New Roman"/>
+          <w:color w:val="273540"/>
+          <w:kern w:val="0"/>
+          <w:sz w:val="24"/>
+          <w:szCs w:val="24"/>
+          <w14:ligatures w14:val="none"/>
+        </w:rPr>
+        <w:t>refreshes</w:t>
+      </w:r>
+      <w:r>
+        <w:rPr>
+          <w:rFonts w:ascii="Lato" w:eastAsia="Times New Roman" w:hAnsi="Lato" w:cs="Times New Roman"/>
+          <w:color w:val="273540"/>
+          <w:kern w:val="0"/>
+          <w:sz w:val="24"/>
+          <w:szCs w:val="24"/>
+          <w14:ligatures w14:val="none"/>
+        </w:rPr>
+        <w:t>.</w:t>
       </w:r>
     </w:p>
     <w:p>
@@ -686,53 +588,130 @@
           <w:sz w:val="28"/>
           <w:szCs w:val="28"/>
         </w:rPr>
-        <w:t>Constraints:</w:t>
-      </w:r>
-    </w:p>
-    <w:p>
-      <w:pPr>
-        <w:rPr>
-          <w:rFonts w:ascii="Lato" w:eastAsia="Times New Roman" w:hAnsi="Lato" w:cs="Times New Roman"/>
-          <w:color w:val="273540"/>
-          <w:kern w:val="0"/>
-          <w:sz w:val="24"/>
-          <w:szCs w:val="24"/>
-          <w14:ligatures w14:val="none"/>
-        </w:rPr>
-      </w:pPr>
-      <w:r>
-        <w:rPr>
-          <w:rFonts w:ascii="Lato" w:eastAsia="Times New Roman" w:hAnsi="Lato" w:cs="Times New Roman"/>
-          <w:color w:val="273540"/>
-          <w:kern w:val="0"/>
-          <w:sz w:val="24"/>
-          <w:szCs w:val="24"/>
-          <w14:ligatures w14:val="none"/>
-        </w:rPr>
-        <w:t>Required Technology Stack: Flask &amp; PostgreSQL</w:t>
-      </w:r>
-    </w:p>
-    <w:p>
-      <w:pPr>
-        <w:rPr>
-          <w:rFonts w:ascii="Lato" w:eastAsia="Times New Roman" w:hAnsi="Lato" w:cs="Times New Roman"/>
-          <w:color w:val="273540"/>
-          <w:kern w:val="0"/>
-          <w:sz w:val="24"/>
-          <w:szCs w:val="24"/>
-          <w14:ligatures w14:val="none"/>
-        </w:rPr>
-      </w:pPr>
-      <w:r>
-        <w:rPr>
-          <w:rFonts w:ascii="Lato" w:eastAsia="Times New Roman" w:hAnsi="Lato" w:cs="Times New Roman"/>
-          <w:color w:val="273540"/>
-          <w:kern w:val="0"/>
-          <w:sz w:val="24"/>
-          <w:szCs w:val="24"/>
-          <w14:ligatures w14:val="none"/>
-        </w:rPr>
-        <w:t>Hosting constraints: Local Server</w:t>
+        <w:t>Core Features:</w:t>
+      </w:r>
+    </w:p>
+    <w:p>
+      <w:pPr>
+        <w:rPr>
+          <w:rFonts w:ascii="Lato" w:eastAsia="Times New Roman" w:hAnsi="Lato" w:cs="Times New Roman"/>
+          <w:color w:val="273540"/>
+          <w:kern w:val="0"/>
+          <w:sz w:val="24"/>
+          <w:szCs w:val="24"/>
+          <w14:ligatures w14:val="none"/>
+        </w:rPr>
+      </w:pPr>
+      <w:r>
+        <w:rPr>
+          <w:b/>
+          <w:bCs/>
+        </w:rPr>
+        <w:tab/>
+      </w:r>
+      <w:r>
+        <w:rPr>
+          <w:rFonts w:ascii="Lato" w:eastAsia="Times New Roman" w:hAnsi="Lato" w:cs="Times New Roman"/>
+          <w:color w:val="273540"/>
+          <w:kern w:val="0"/>
+          <w:sz w:val="24"/>
+          <w:szCs w:val="24"/>
+          <w14:ligatures w14:val="none"/>
+        </w:rPr>
+        <w:t>Feature 1:</w:t>
+      </w:r>
+      <w:r>
+        <w:rPr>
+          <w:rFonts w:ascii="Lato" w:eastAsia="Times New Roman" w:hAnsi="Lato" w:cs="Times New Roman"/>
+          <w:color w:val="273540"/>
+          <w:kern w:val="0"/>
+          <w:sz w:val="24"/>
+          <w:szCs w:val="24"/>
+          <w14:ligatures w14:val="none"/>
+        </w:rPr>
+        <w:t xml:space="preserve"> Players will be able to create an account, login into their account, and see states.</w:t>
+      </w:r>
+    </w:p>
+    <w:p>
+      <w:pPr>
+        <w:rPr>
+          <w:rFonts w:ascii="Lato" w:eastAsia="Times New Roman" w:hAnsi="Lato" w:cs="Times New Roman"/>
+          <w:color w:val="273540"/>
+          <w:kern w:val="0"/>
+          <w:sz w:val="24"/>
+          <w:szCs w:val="24"/>
+          <w14:ligatures w14:val="none"/>
+        </w:rPr>
+      </w:pPr>
+      <w:r>
+        <w:rPr>
+          <w:rFonts w:ascii="Lato" w:eastAsia="Times New Roman" w:hAnsi="Lato" w:cs="Times New Roman"/>
+          <w:color w:val="273540"/>
+          <w:kern w:val="0"/>
+          <w:sz w:val="24"/>
+          <w:szCs w:val="24"/>
+          <w14:ligatures w14:val="none"/>
+        </w:rPr>
+        <w:tab/>
+        <w:t>Feature 2:</w:t>
+      </w:r>
+      <w:r>
+        <w:rPr>
+          <w:rFonts w:ascii="Lato" w:eastAsia="Times New Roman" w:hAnsi="Lato" w:cs="Times New Roman"/>
+          <w:color w:val="273540"/>
+          <w:kern w:val="0"/>
+          <w:sz w:val="24"/>
+          <w:szCs w:val="24"/>
+          <w14:ligatures w14:val="none"/>
+        </w:rPr>
+        <w:t xml:space="preserve"> Players will be able to host a game of battleship of player size 1-N with a custom board size. </w:t>
+      </w:r>
+    </w:p>
+    <w:p>
+      <w:pPr>
+        <w:rPr>
+          <w:rFonts w:ascii="Lato" w:eastAsia="Times New Roman" w:hAnsi="Lato" w:cs="Times New Roman"/>
+          <w:color w:val="273540"/>
+          <w:kern w:val="0"/>
+          <w:sz w:val="24"/>
+          <w:szCs w:val="24"/>
+          <w14:ligatures w14:val="none"/>
+        </w:rPr>
+      </w:pPr>
+      <w:r>
+        <w:rPr>
+          <w:rFonts w:ascii="Lato" w:eastAsia="Times New Roman" w:hAnsi="Lato" w:cs="Times New Roman"/>
+          <w:color w:val="273540"/>
+          <w:kern w:val="0"/>
+          <w:sz w:val="24"/>
+          <w:szCs w:val="24"/>
+          <w14:ligatures w14:val="none"/>
+        </w:rPr>
+        <w:lastRenderedPageBreak/>
+        <w:tab/>
+        <w:t>Feature 3:</w:t>
+      </w:r>
+      <w:r>
+        <w:rPr>
+          <w:rFonts w:ascii="Lato" w:eastAsia="Times New Roman" w:hAnsi="Lato" w:cs="Times New Roman"/>
+          <w:color w:val="273540"/>
+          <w:kern w:val="0"/>
+          <w:sz w:val="24"/>
+          <w:szCs w:val="24"/>
+          <w14:ligatures w14:val="none"/>
+        </w:rPr>
+        <w:t xml:space="preserve"> Players will be able to join hosted games and play a game of battleship</w:t>
+      </w:r>
+      <w:r>
+        <w:rPr>
+          <w:rFonts w:ascii="Lato" w:eastAsia="Times New Roman" w:hAnsi="Lato" w:cs="Times New Roman"/>
+          <w:color w:val="273540"/>
+          <w:kern w:val="0"/>
+          <w:sz w:val="24"/>
+          <w:szCs w:val="24"/>
+          <w14:ligatures w14:val="none"/>
+        </w:rPr>
+        <w:t xml:space="preserve"> with a clear winner.</w:t>
       </w:r>
     </w:p>
     <w:p>
@@ -751,11 +730,81 @@
           <w:sz w:val="28"/>
           <w:szCs w:val="28"/>
         </w:rPr>
+        <w:t>Constraints:</w:t>
+      </w:r>
+    </w:p>
+    <w:p>
+      <w:pPr>
+        <w:rPr>
+          <w:rFonts w:ascii="Lato" w:eastAsia="Times New Roman" w:hAnsi="Lato" w:cs="Times New Roman"/>
+          <w:color w:val="273540"/>
+          <w:kern w:val="0"/>
+          <w:sz w:val="24"/>
+          <w:szCs w:val="24"/>
+          <w14:ligatures w14:val="none"/>
+        </w:rPr>
+      </w:pPr>
+      <w:r>
+        <w:rPr>
+          <w:rFonts w:ascii="Lato" w:eastAsia="Times New Roman" w:hAnsi="Lato" w:cs="Times New Roman"/>
+          <w:color w:val="273540"/>
+          <w:kern w:val="0"/>
+          <w:sz w:val="24"/>
+          <w:szCs w:val="24"/>
+          <w14:ligatures w14:val="none"/>
+        </w:rPr>
+        <w:t>Required Technology Stack: Flask &amp; PostgreSQL</w:t>
+      </w:r>
+    </w:p>
+    <w:p>
+      <w:pPr>
+        <w:rPr>
+          <w:rFonts w:ascii="Lato" w:eastAsia="Times New Roman" w:hAnsi="Lato" w:cs="Times New Roman"/>
+          <w:color w:val="273540"/>
+          <w:kern w:val="0"/>
+          <w:sz w:val="24"/>
+          <w:szCs w:val="24"/>
+          <w14:ligatures w14:val="none"/>
+        </w:rPr>
+      </w:pPr>
+      <w:r>
+        <w:rPr>
+          <w:rFonts w:ascii="Lato" w:eastAsia="Times New Roman" w:hAnsi="Lato" w:cs="Times New Roman"/>
+          <w:color w:val="273540"/>
+          <w:kern w:val="0"/>
+          <w:sz w:val="24"/>
+          <w:szCs w:val="24"/>
+          <w14:ligatures w14:val="none"/>
+        </w:rPr>
+        <w:t>Hosting constraints: Local Server</w:t>
+      </w:r>
+    </w:p>
+    <w:p>
+      <w:pPr>
+        <w:rPr>
+          <w:b/>
+          <w:bCs/>
+          <w:sz w:val="28"/>
+          <w:szCs w:val="28"/>
+        </w:rPr>
+      </w:pPr>
+      <w:r>
+        <w:rPr>
+          <w:b/>
+          <w:bCs/>
+          <w:sz w:val="28"/>
+          <w:szCs w:val="28"/>
+        </w:rPr>
         <w:t>Non-Goals (Out of Scope):</w:t>
       </w:r>
     </w:p>
     <w:p>
       <w:pPr>
+        <w:pStyle w:val="ListParagraph"/>
+        <w:numPr>
+          <w:ilvl w:val="0"/>
+          <w:numId w:val="4"/>
+        </w:numPr>
         <w:rPr>
           <w:rFonts w:ascii="Lato" w:eastAsia="Times New Roman" w:hAnsi="Lato" w:cs="Times New Roman"/>
           <w:color w:val="273540"/>
@@ -779,6 +828,11 @@
     </w:p>
     <w:p>
       <w:pPr>
+        <w:pStyle w:val="ListParagraph"/>
+        <w:numPr>
+          <w:ilvl w:val="0"/>
+          <w:numId w:val="4"/>
+        </w:numPr>
         <w:rPr>
           <w:rFonts w:ascii="Lato" w:eastAsia="Times New Roman" w:hAnsi="Lato" w:cs="Times New Roman"/>
           <w:color w:val="273540"/>
@@ -802,6 +856,11 @@
     </w:p>
     <w:p>
       <w:pPr>
+        <w:pStyle w:val="ListParagraph"/>
+        <w:numPr>
+          <w:ilvl w:val="0"/>
+          <w:numId w:val="4"/>
+        </w:numPr>
         <w:rPr>
           <w:rFonts w:ascii="Lato" w:eastAsia="Times New Roman" w:hAnsi="Lato" w:cs="Times New Roman"/>
           <w:color w:val="273540"/>
@@ -1291,6 +1350,119 @@
       </w:rPr>
     </w:lvl>
   </w:abstractNum>
+  <w:abstractNum w:abstractNumId="3" w15:restartNumberingAfterBreak="0">
+    <w:nsid w:val="4AC36087"/>
+    <w:multiLevelType w:val="hybridMultilevel"/>
+    <w:tmpl w:val="AE2E8B74"/>
+    <w:lvl w:ilvl="0" w:tplc="04090001">
+      <w:start w:val="1"/>
+      <w:numFmt w:val="bullet"/>
+      <w:lvlText w:val=""/>
+      <w:lvlJc w:val="left"/>
+      <w:pPr>
+        <w:ind w:left="720" w:hanging="360"/>
+      </w:pPr>
+      <w:rPr>
+        <w:rFonts w:ascii="Symbol" w:hAnsi="Symbol" w:hint="default"/>
+      </w:rPr>
+    </w:lvl>
+    <w:lvl w:ilvl="1" w:tplc="04090003" w:tentative="1">
+      <w:start w:val="1"/>
+      <w:numFmt w:val="bullet"/>
+      <w:lvlText w:val="o"/>
+      <w:lvlJc w:val="left"/>
+      <w:pPr>
+        <w:ind w:left="1440" w:hanging="360"/>
+      </w:pPr>
+      <w:rPr>
+        <w:rFonts w:ascii="Courier New" w:hAnsi="Courier New" w:cs="Courier New" w:hint="default"/>
+      </w:rPr>
+    </w:lvl>
+    <w:lvl w:ilvl="2" w:tplc="04090005" w:tentative="1">
+      <w:start w:val="1"/>
+      <w:numFmt w:val="bullet"/>
+      <w:lvlText w:val=""/>
+      <w:lvlJc w:val="left"/>
+      <w:pPr>
+        <w:ind w:left="2160" w:hanging="360"/>
+      </w:pPr>
+      <w:rPr>
+        <w:rFonts w:ascii="Wingdings" w:hAnsi="Wingdings" w:hint="default"/>
+      </w:rPr>
+    </w:lvl>
+    <w:lvl w:ilvl="3" w:tplc="04090001" w:tentative="1">
+      <w:start w:val="1"/>
+      <w:numFmt w:val="bullet"/>
+      <w:lvlText w:val=""/>
+      <w:lvlJc w:val="left"/>
+      <w:pPr>
+        <w:ind w:left="2880" w:hanging="360"/>
+      </w:pPr>
+      <w:rPr>
+        <w:rFonts w:ascii="Symbol" w:hAnsi="Symbol" w:hint="default"/>
+      </w:rPr>
+    </w:lvl>
+    <w:lvl w:ilvl="4" w:tplc="04090003" w:tentative="1">
+      <w:start w:val="1"/>
+      <w:numFmt w:val="bullet"/>
+      <w:lvlText w:val="o"/>
+      <w:lvlJc w:val="left"/>
+      <w:pPr>
+        <w:ind w:left="3600" w:hanging="360"/>
+      </w:pPr>
+      <w:rPr>
+        <w:rFonts w:ascii="Courier New" w:hAnsi="Courier New" w:cs="Courier New" w:hint="default"/>
+      </w:rPr>
+    </w:lvl>
+    <w:lvl w:ilvl="5" w:tplc="04090005" w:tentative="1">
+      <w:start w:val="1"/>
+      <w:numFmt w:val="bullet"/>
+      <w:lvlText w:val=""/>
+      <w:lvlJc w:val="left"/>
+      <w:pPr>
+        <w:ind w:left="4320" w:hanging="360"/>
+      </w:pPr>
+      <w:rPr>
+        <w:rFonts w:ascii="Wingdings" w:hAnsi="Wingdings" w:hint="default"/>
+      </w:rPr>
+    </w:lvl>
+    <w:lvl w:ilvl="6" w:tplc="04090001" w:tentative="1">
+      <w:start w:val="1"/>
+      <w:numFmt w:val="bullet"/>
+      <w:lvlText w:val=""/>
+      <w:lvlJc w:val="left"/>
+      <w:pPr>
+        <w:ind w:left="5040" w:hanging="360"/>
+      </w:pPr>
+      <w:rPr>
+        <w:rFonts w:ascii="Symbol" w:hAnsi="Symbol" w:hint="default"/>
+      </w:rPr>
+    </w:lvl>
+    <w:lvl w:ilvl="7" w:tplc="04090003" w:tentative="1">
+      <w:start w:val="1"/>
+      <w:numFmt w:val="bullet"/>
+      <w:lvlText w:val="o"/>
+      <w:lvlJc w:val="left"/>
+      <w:pPr>
+        <w:ind w:left="5760" w:hanging="360"/>
+      </w:pPr>
+      <w:rPr>
+        <w:rFonts w:ascii="Courier New" w:hAnsi="Courier New" w:cs="Courier New" w:hint="default"/>
+      </w:rPr>
+    </w:lvl>
+    <w:lvl w:ilvl="8" w:tplc="04090005" w:tentative="1">
+      <w:start w:val="1"/>
+      <w:numFmt w:val="bullet"/>
+      <w:lvlText w:val=""/>
+      <w:lvlJc w:val="left"/>
+      <w:pPr>
+        <w:ind w:left="6480" w:hanging="360"/>
+      </w:pPr>
+      <w:rPr>
+        <w:rFonts w:ascii="Wingdings" w:hAnsi="Wingdings" w:hint="default"/>
+      </w:rPr>
+    </w:lvl>
+  </w:abstractNum>
   <w:num w:numId="1" w16cid:durableId="1904175144">
     <w:abstractNumId w:val="2"/>
   </w:num>
@@ -1299,6 +1471,9 @@
   </w:num>
   <w:num w:numId="3" w16cid:durableId="245696555">
     <w:abstractNumId w:val="1"/>
+  </w:num>
+  <w:num w:numId="4" w16cid:durableId="1208566559">
+    <w:abstractNumId w:val="3"/>
   </w:num>
 </w:numbering>
 </file>
